--- a/fra/docx/54.content.docx
+++ b/fra/docx/54.content.docx
@@ -136,13 +136,6 @@
         <w:rPr>
           <w:lang w:val="fr_FR" w:bidi="fr_FR"/>
         </w:rPr>
-      </w:r>
-      <w:r>
-        <w:rPr>
-          <w:i/>
-          <w:lang w:val="fr_FR" w:bidi="fr_FR"/>
-        </w:rPr>
-        <w:t>1 Timothée 1.1, 1 Timothée 1.2, 1 Timothée 1.3, 1 Timothée 1.3 (#2), 1 Timothée 1.5, 1 Timothée 1.9, 1 Timothée 1.13, 1 Timothée 1.14, 1 Timothée 1.15, 1 Timothée 1.16, 1 Timothée 1.18, 1 Timothée 1.19, 1 Timothée 1.20, 1 Timothée 2.1, 1 Timothée 2.2, 1 Timothée 2.4, 1 Timothée 2.5, 1 Timothée 2.6, 1 Timothée 2.7, 1 Timothée 2.8, 1 Timothée 2.9, 1 Timothée 2.12, 1 Timothée 2.13, 1 Timothée 2.14, 1 Timothée 2.15, 1 Timothée 3.1, 1 Timothée 3.2, 1 Timothée 3.3, 1 Timothée 3.4, 1 Timothée 3.5, 1 Timothée 3.6, 1 Timothée 3.7, 1 Timothée 3.10, 1 Timothée 3.11, 1 Timothée 3.15, 1 Timothée 3.16, 1 Timothée 4.1, 1 Timothée 4.3, 1 Timothée 4.5, 1 Timothée 4.7, 1 Timothée 4.8, 1 Timothée 4.11, 1 Timothée 4.12, 1 Timothée 4.14, 1 Timothée 4.16, 1 Timothée 5.1, 1 Timothée 5.4, 1 Timothée 5.8, 1 Timothée 5.10, 1 Timothée 5.11, 1 Timothée 5.14, 1 Timothée 5.17, 1 Timothée 5.19, 1 Timothée 5.21, 1 Timothée 5.24, 1 Timothée 6.1, 1 Timothée 6.3–4, 1 Timothée 6.6, 1 Timothée 6.7, 1 Timothée 6.8, 1 Timothée 6.9, 1 Timothée 6.10, 1 Timothée 6.10 (#2), 1 Timothée 6.12, 1 Timothée 6.13–16, 1 Timothée 6.17, 1 Timothée 6.18–19, 1 Timothée 6.20</w:t>
       </w:r>
       <w:r>
         <w:rPr>

--- a/fra/docx/54.content.docx
+++ b/fra/docx/54.content.docx
@@ -123,19 +123,6 @@
           <w:lang w:val="fr_FR" w:bidi="fr_FR"/>
         </w:rPr>
         <w:t>1TI</w:t>
-      </w:r>
-      <w:r>
-        <w:rPr>
-          <w:lang w:val="fr_FR" w:bidi="fr_FR"/>
-        </w:rPr>
-      </w:r>
-    </w:p>
-    <w:p>
-      <w:pPr/>
-      <w:r>
-        <w:rPr>
-          <w:lang w:val="fr_FR" w:bidi="fr_FR"/>
-        </w:rPr>
       </w:r>
       <w:r>
         <w:rPr>

--- a/fra/docx/54.content.docx
+++ b/fra/docx/54.content.docx
@@ -19,7 +19,7 @@
         <w:rPr>
           <w:lang w:val="fr_FR" w:bidi="fr_FR"/>
         </w:rPr>
-        <w:t>Resource: Questions de Traduction (unfoldingWord)</w:t>
+        <w:t>Resource: unfoldingWord® Translation Questions</w:t>
       </w:r>
       <w:r>
         <w:rPr>
@@ -85,7 +85,7 @@
         <w:rPr>
           <w:lang w:val="fr_FR" w:bidi="fr_FR"/>
         </w:rPr>
-        <w:t>Questions de Traduction (unfoldingWord)</w:t>
+        <w:t>unfoldingWord® Translation Questions</w:t>
       </w:r>
     </w:p>
     <w:p>
